--- a/output/CU_Boulder_Data_Integration_Analyst/Ebenezer_Rolston_CU_Boulder_Data_Integration_Analyst_Resume.docx
+++ b/output/CU_Boulder_Data_Integration_Analyst/Ebenezer_Rolston_CU_Boulder_Data_Integration_Analyst_Resume.docx
@@ -634,7 +634,7 @@
           <w:color w:val="1F1F1F"/>
           <w:sz w:val="18"/>
         </w:rPr>
-        <w:t xml:space="preserve">Lead Solution Architect &amp; ETL Analyst partnering with commercial enterprise clients (Citibank, GE Money, ChoicePoint, Allstate) to design customer data integration and data warehouse pipelines.</w:t>
+        <w:t xml:space="preserve">Lead Solution Architect &amp; ETL Analyst partnering with commercial enterprise clients including Citibank, GE Money, ChoicePoint, and Allstate to design customer data integration and data warehouse pipelines.</w:t>
       </w:r>
     </w:p>
     <w:p>
@@ -953,6 +953,34 @@
           <w:color w:val="1F1F1F"/>
           <w:sz w:val="18"/>
         </w:rPr>
+        <w:t xml:space="preserve">OpenAI Codex:</w:t>
+      </w:r>
+      <w:r>
+        <w:rPr>
+          <w:color w:val="1F1F1F"/>
+          <w:sz w:val="18"/>
+        </w:rPr>
+        <w:t xml:space="preserve"> Agent Orchestration • MCP Integration • Context Engineering — Completed 7 intensive bootcamps across Fundamentals, Codex 201, and Codex 301 covering Plan Mode, parallel worktrees, runtime hooks, and automated build–test–fix loops</w:t>
+      </w:r>
+    </w:p>
+    <w:p>
+      <w:pPr>
+        <w:spacing w:before="0" w:after="20" w:line="240" w:lineRule="auto"/>
+        <w:ind w:left="360" w:hanging="180"/>
+      </w:pPr>
+      <w:r>
+        <w:rPr>
+          <w:color w:val="1F1F1F"/>
+          <w:sz w:val="20"/>
+        </w:rPr>
+        <w:t xml:space="preserve">• </w:t>
+      </w:r>
+      <w:r>
+        <w:rPr>
+          <w:b/>
+          <w:color w:val="1F1F1F"/>
+          <w:sz w:val="18"/>
+        </w:rPr>
         <w:t xml:space="preserve">University of Denver:</w:t>
       </w:r>
       <w:r>
@@ -1065,34 +1093,6 @@
           <w:color w:val="1F1F1F"/>
           <w:sz w:val="18"/>
         </w:rPr>
-        <w:t xml:space="preserve">OpenAI Codex Bootcamps:</w:t>
-      </w:r>
-      <w:r>
-        <w:rPr>
-          <w:color w:val="1F1F1F"/>
-          <w:sz w:val="18"/>
-        </w:rPr>
-        <w:t xml:space="preserve"> Completed 7 Bootcamps across Fundamentals, 201, and 301 (Agent Orchestration, MCP Integration)</w:t>
-      </w:r>
-    </w:p>
-    <w:p>
-      <w:pPr>
-        <w:spacing w:before="0" w:after="20" w:line="240" w:lineRule="auto"/>
-        <w:ind w:left="360" w:hanging="180"/>
-      </w:pPr>
-      <w:r>
-        <w:rPr>
-          <w:color w:val="1F1F1F"/>
-          <w:sz w:val="20"/>
-        </w:rPr>
-        <w:t xml:space="preserve">• </w:t>
-      </w:r>
-      <w:r>
-        <w:rPr>
-          <w:b/>
-          <w:color w:val="1F1F1F"/>
-          <w:sz w:val="18"/>
-        </w:rPr>
         <w:t xml:space="preserve">UC Berkeley Extension:</w:t>
       </w:r>
       <w:r>
@@ -1100,7 +1100,7 @@
           <w:color w:val="1F1F1F"/>
           <w:sz w:val="18"/>
         </w:rPr>
-        <w:t xml:space="preserve"> Machine Learning and Deep Learning</w:t>
+        <w:t xml:space="preserve"> Machine Learning and Deep Learning with Spark</w:t>
       </w:r>
     </w:p>
     <w:p>
@@ -1257,7 +1257,7 @@
           <w:color w:val="1F1F1F"/>
           <w:sz w:val="18"/>
         </w:rPr>
-        <w:t xml:space="preserve"> CRM Data Architecture Concepts • Salesforce Platform Ecosystem (Data Cloud, Sales/Service/Education Cloud data models) • SAP S/4HANA (FBMS) • Unison PRISM • Remedy • Higher Education Data Flows</w:t>
+        <w:t xml:space="preserve"> CRM Data Architecture Concepts • Salesforce Platform Ecosystem — Data Cloud, Sales Cloud, Service Cloud, and Education Cloud data models • SAP S/4HANA FBMS • Unison PRISM • Remedy • Higher Education Data Flows</w:t>
       </w:r>
     </w:p>
     <w:p>
